--- a/klagomålsmail/A 41079-2026 FSC-klagomål mail.docx
+++ b/klagomålsmail/A 41079-2026 FSC-klagomål mail.docx
@@ -11,7 +11,7 @@
     </w:p>
     <w:p>
       <w:r>
-        <w:t>Vi vill informera om att det i och inom 1 meter från avverkningsanmälan A 41079-2026 i Örnsköldsviks kommun har hittats 8 naturvårdsarter varav 4 är rödlistade.</w:t>
+        <w:t>Vi vill informera om att det i och inom 1 meter från avverkningsanmälan A 41079-2026 i Örnsköldsviks kommun har hittats 9 naturvårdsarter varav 4 är rödlistade.</w:t>
       </w:r>
     </w:p>
     <w:p>
